--- a/CÔNG TY TNHH NPP HÒA PHÁT/Ho_so_NPP_Hoa_Phat_HOAN_CHINH_22-10-2026/03_Mẫu 12.docx
+++ b/CÔNG TY TNHH NPP HÒA PHÁT/Ho_so_NPP_Hoa_Phat_HOAN_CHINH_22-10-2026/03_Mẫu 12.docx
@@ -1731,7 +1731,11 @@
                         </wps:spPr>
                         <wps:txbx>
                           <w:txbxContent>
-                            <w:p/>
+                            <w:p>
+                              <w:r>
+                                <w:t>x</w:t>
+                              </w:r>
+                            </w:p>
                           </w:txbxContent>
                         </wps:txbx>
                         <wps:bodyPr rot="0" vert="horz" wrap="square" lIns="91440" tIns="45720" rIns="91440" bIns="45720" anchor="t" anchorCtr="0" upright="1">
@@ -1752,7 +1756,7 @@
           </mc:Choice>
           <mc:Fallback>
             <w:pict>
-              <v:group w14:anchorId="0EB7208A" id="Group 1" o:spid="_x0000_s1026" style="position:absolute;left:0;text-align:left;margin-left:68.7pt;margin-top:47.7pt;width:128.25pt;height:26.25pt;z-index:251676672;mso-width-relative:margin;mso-height-relative:margin" coordsize="14332,1771" o:gfxdata="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">
+              <v:group w14:anchorId="31A3F3E7" id="Group 1" o:spid="_x0000_s1026" style="position:absolute;left:0;text-align:left;margin-left:68.7pt;margin-top:47.7pt;width:128.25pt;height:26.25pt;z-index:251676672;mso-width-relative:margin;mso-height-relative:margin" coordsize="14332,1771" o:gfxdata="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">
                 <v:shapetype id="_x0000_t202" coordsize="21600,21600" o:spt="202" path="m,l,21600r21600,l21600,xe">
                   <v:stroke joinstyle="miter"/>
                   <v:path gradientshapeok="t" o:connecttype="rect"/>
@@ -1769,7 +1773,7 @@
                     <w:txbxContent>
                       <w:p>
                         <w:r>
-                          <w:t/>
+                          <w:t>x</w:t>
                         </w:r>
                       </w:p>
                     </w:txbxContent>
@@ -2494,7 +2498,7 @@
                 <w:szCs w:val="28"/>
                 <w:lang w:eastAsia="zh-CN"/>
               </w:rPr>
-              <w:t>0379918265</w:t>
+              <w:t>0886012932</w:t>
             </w:r>
             <w:r>
               <w:rPr>
@@ -3125,13 +3129,6 @@
               </w:rPr>
               <w:t>Tổng số lao động: 5</w:t>
             </w:r>
-            <w:r>
-              <w:rPr>
-                <w:rFonts w:ascii="Times New Roman" w:eastAsia="Calibri" w:hAnsi="Times New Roman" w:cs="Times New Roman"/>
-                <w:sz w:val="28"/>
-                <w:szCs w:val="28"/>
-              </w:rPr>
-            </w:r>
           </w:p>
         </w:tc>
       </w:tr>
@@ -3424,7 +3421,7 @@
                       </mc:Choice>
                       <mc:Fallback>
                         <w:pict>
-                          <v:rect w14:anchorId="5D3164D8" id="Rectangle 948" o:spid="_x0000_s1030" style="position:absolute;left:0;text-align:left;margin-left:81.9pt;margin-top:3.55pt;width:20.45pt;height:18.5pt;z-index:251686912;visibility:visible;mso-wrap-style:none;mso-width-percent:0;mso-height-percent:0;mso-wrap-distance-left:9pt;mso-wrap-distance-top:0;mso-wrap-distance-right:9pt;mso-wrap-distance-bottom:0;mso-position-horizontal:absolute;mso-position-horizontal-relative:text;mso-position-vertical:absolute;mso-position-vertical-relative:text;mso-width-percent:0;mso-height-percent:0;mso-width-relative:page;mso-height-relative:page;v-text-anchor:middle" o:gfxdata="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" strokeweight=".26mm">
+                          <v:rect w14:anchorId="5D3164D8" id="Rectangle 948" o:spid="_x0000_s1029" style="position:absolute;left:0;text-align:left;margin-left:81.9pt;margin-top:3.55pt;width:20.45pt;height:18.5pt;z-index:251686912;visibility:visible;mso-wrap-style:none;mso-width-percent:0;mso-height-percent:0;mso-wrap-distance-left:9pt;mso-wrap-distance-top:0;mso-wrap-distance-right:9pt;mso-wrap-distance-bottom:0;mso-position-horizontal:absolute;mso-position-horizontal-relative:text;mso-position-vertical:absolute;mso-position-vertical-relative:text;mso-width-percent:0;mso-height-percent:0;mso-width-relative:page;mso-height-relative:page;v-text-anchor:middle" o:gfxdata="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" strokeweight=".26mm">
                             <v:stroke endcap="square"/>
                             <v:textbox>
                               <w:txbxContent>
@@ -3885,26 +3882,6 @@
         <w:ind w:left="-142" w:right="-142"/>
         <w:rPr>
           <w:rFonts w:ascii="Times New Roman" w:eastAsia="Calibri" w:hAnsi="Times New Roman" w:cs="Times New Roman"/>
-          <w:sz w:val="28"/>
-          <w:szCs w:val="28"/>
-        </w:rPr>
-      </w:pPr>
-      <w:r>
-        <w:rPr>
-          <w:rFonts w:ascii="Times New Roman" w:eastAsia="Calibri" w:hAnsi="Times New Roman" w:cs="Times New Roman"/>
-          <w:sz w:val="28"/>
-          <w:szCs w:val="28"/>
-        </w:rPr>
-        <w:t>Đối với doanh nghiệp được thành lập trước ngày 01/7/2025, doanh nghiệp bổ sung thông tin về chủ sở hữu hưởng lợi của doanh nghiệp theo quy định tại khoản 1 Điều 3 Luật số 76/2025/QH15 ngày 17/6/2025 sửa đổi, bổ sung một số điều của Luật Doanh nghiệp (kê khai theo Mẫu số 10 Phụ lục I ban hành kèm theo Thông tư này): Không có.</w:t>
-      </w:r>
-    </w:p>
-    <w:p>
-      <w:pPr>
-        <w:spacing w:after="0" w:line="240" w:lineRule="auto"/>
-        <w:ind w:left="-142" w:right="-142"/>
-        <w:jc w:val="center"/>
-        <w:rPr>
-          <w:rFonts w:ascii="Times New Roman" w:eastAsia="Calibri" w:hAnsi="Times New Roman" w:cs="Times New Roman"/>
           <w:b/>
           <w:bCs/>
           <w:kern w:val="28"/>
@@ -3913,22 +3890,14 @@
           <w:lang w:val="vi-VN" w:eastAsia="x-none"/>
         </w:rPr>
       </w:pPr>
-    </w:p>
-    <w:p>
-      <w:pPr>
-        <w:spacing w:before="60" w:after="60" w:line="240" w:lineRule="auto"/>
-        <w:ind w:firstLine="709"/>
-        <w:jc w:val="both"/>
-        <w:rPr>
-          <w:rFonts w:ascii="Times New Roman" w:eastAsia="Calibri" w:hAnsi="Times New Roman" w:cs="Times New Roman"/>
-          <w:b/>
-          <w:bCs/>
-          <w:kern w:val="28"/>
-          <w:sz w:val="28"/>
-          <w:szCs w:val="32"/>
-          <w:lang w:val="vi-VN" w:eastAsia="x-none"/>
-        </w:rPr>
-      </w:pPr>
+      <w:r>
+        <w:rPr>
+          <w:rFonts w:ascii="Times New Roman" w:eastAsia="Calibri" w:hAnsi="Times New Roman" w:cs="Times New Roman"/>
+          <w:sz w:val="28"/>
+          <w:szCs w:val="28"/>
+        </w:rPr>
+        <w:t>Đối với doanh nghiệp được thành lập trước ngày 01/7/2025, doanh nghiệp bổ sung thông tin về chủ sở hữu hưởng lợi của doanh nghiệp theo quy định tại khoản 1 Điều 3 Luật số 76/2025/QH15 ngày 17/6/2025 sửa đổi, bổ sung một số điều của Luật Doanh nghiệp (kê khai theo Mẫu số 10 Phụ lục I ban hành kèm theo Thông tư này): Không có.</w:t>
+      </w:r>
     </w:p>
     <w:p>
       <w:pPr>
@@ -4026,7 +3995,7 @@
           <w:lang w:val="vi-VN"/>
           <w14:ligatures w14:val="standardContextual"/>
         </w:rPr>
-        <w:t>0379918265</w:t>
+        <w:t>0886012932</w:t>
       </w:r>
     </w:p>
     <w:p>
@@ -4231,7 +4200,6 @@
           <w:szCs w:val="28"/>
           <w:lang w:val="nl-NL"/>
         </w:rPr>
-        <w:lastRenderedPageBreak/>
         <w:t xml:space="preserve">Do vậy, đề nghị Quý Cơ quan hiệu đính thông tin trên Giấy chứng nhận đăng ký doanh nghiệp, Giấy xác nhận về việc thay đổi nội dung đăng ký doanh nghiệp theo đúng thông tin trong </w:t>
       </w:r>
       <w:r>
@@ -4253,6 +4221,38 @@
         </w:rPr>
         <w:t xml:space="preserve"> mà doanh nghiệp đã đăng ký.</w:t>
       </w:r>
+    </w:p>
+    <w:p>
+      <w:pPr>
+        <w:tabs>
+          <w:tab w:val="right" w:leader="dot" w:pos="9072"/>
+        </w:tabs>
+        <w:spacing w:before="120" w:after="0" w:line="240" w:lineRule="auto"/>
+        <w:ind w:firstLine="709"/>
+        <w:jc w:val="both"/>
+        <w:rPr>
+          <w:rFonts w:ascii="Times New Roman" w:eastAsia="Calibri" w:hAnsi="Times New Roman" w:cs="Times New Roman"/>
+          <w:sz w:val="28"/>
+          <w:szCs w:val="28"/>
+          <w:lang w:val="nl-NL"/>
+        </w:rPr>
+      </w:pPr>
+    </w:p>
+    <w:p>
+      <w:pPr>
+        <w:tabs>
+          <w:tab w:val="right" w:leader="dot" w:pos="9072"/>
+        </w:tabs>
+        <w:spacing w:before="120" w:after="0" w:line="240" w:lineRule="auto"/>
+        <w:ind w:firstLine="709"/>
+        <w:jc w:val="both"/>
+        <w:rPr>
+          <w:rFonts w:ascii="Times New Roman" w:eastAsia="Calibri" w:hAnsi="Times New Roman" w:cs="Times New Roman"/>
+          <w:sz w:val="28"/>
+          <w:szCs w:val="28"/>
+          <w:lang w:val="nl-NL"/>
+        </w:rPr>
+      </w:pPr>
     </w:p>
     <w:p>
       <w:pPr>
